--- a/exports/karneler/230_KENAN_EMIR_YAMAN_Karne.docx
+++ b/exports/karneler/230_KENAN_EMIR_YAMAN_Karne.docx
@@ -27,7 +27,7 @@
           <w:color w:val="646464"/>
           <w:sz w:val="17"/>
         </w:rPr>
-        <w:t>Deneme Sınavı: 2026-2027  PARAF LGS 1 | Kurumsal Başarı ve Takip Sistemi</w:t>
+        <w:t>Deneme Sınavı: PARAF LGS 1 | Kurumsal Başarı ve Takip Sistemi</w:t>
       </w:r>
     </w:p>
     <w:tbl>
@@ -1732,6 +1732,32 @@
               <w:t>Fen Bilimleri netin: 10.67 (13 Doğru, 7 Yanlış, 0 Boş). Sağlam bir altyapın var ancak 7 yanlış netini aşağı çekmiş. Özellikle 'Mevsimlerin Oluşumu' konusundaki (%57) 21 Haziran/21 Aralık gün dönümleri ve birim alana düşen enerji miktarı şemalarını 3D simülasyonla tekrar etmelisin. Deney sorularında bağımsız değişkeni kenara yaz; haftalık 45 fen sorusu çöz.</w:t>
             </w:r>
           </w:p>
+          <w:p>
+            <w:pPr>
+              <w:spacing w:after="20"/>
+            </w:pPr>
+            <w:r>
+              <w:rPr>
+                <w:b/>
+                <w:color w:val="C0392B"/>
+                <w:sz w:val="15"/>
+              </w:rPr>
+              <w:t xml:space="preserve">📺 Önerilen YouTube Desteği (Orta Seviye): </w:t>
+            </w:r>
+            <w:r>
+              <w:rPr>
+                <w:b/>
+                <w:sz w:val="15"/>
+              </w:rPr>
+              <w:t xml:space="preserve">Kanal: Mehmet Hoca ile Fen | </w:t>
+            </w:r>
+            <w:r>
+              <w:rPr>
+                <w:sz w:val="15"/>
+              </w:rPr>
+              <w:t>Odak: Kazanım Pekiştirme &amp; Deney Analizi. Taktik: Deney sorularındaki bağımsız/bağımlı/kontrol değişkeni çözüm adımlarını birebir uygula.</w:t>
+            </w:r>
+          </w:p>
         </w:tc>
       </w:tr>
     </w:tbl>
@@ -1876,7 +1902,33 @@
               <w:rPr>
                 <w:sz w:val="15"/>
               </w:rPr>
-              <w:t>Matematik netin: 1.33 (4 Doğru, 8 Yanlış, 8 Boş). Matematik dersi LGS başarında en kritik sıçrama alanındır (1.33 Net, 8 Yanlış). Stratejik Kural: Bilmediğin soruyu boş bırakmak 0.33 net kazandırır; rastgele tahmin yapmayı derhal bırak! Öncelikle [Üslü İfadeler Temel Kuralları, Aralarında Asal Sayılar] konularındaki temel kazanım kavrama testlerini çöz. Haftalık 40 temel-orta düzey soru kotası koy ve yanlış defteri tut.</w:t>
+              <w:t xml:space="preserve">Matematik netin: 1.33 (4 Doğru, 8 Yanlış, 8 Boş). Matematik dersi LGS başarında en kritik sıçrama alanındır (1.33 Net, 8 Yanlış). Stratejik Kural: Bilmediğin soruyu boş bırakmak 0.33 net kazandırır; rastgele tahmin yapmayı derhal bırak! Öncelikle [Üslü İfadeler Temel Kuralları, Aralarında Asal Sayılar] konularındaki temel kazanım kavrama testlerini çöz. </w:t>
+            </w:r>
+          </w:p>
+          <w:p>
+            <w:pPr>
+              <w:spacing w:after="20"/>
+            </w:pPr>
+            <w:r>
+              <w:rPr>
+                <w:b/>
+                <w:color w:val="C0392B"/>
+                <w:sz w:val="15"/>
+              </w:rPr>
+              <w:t xml:space="preserve">📺 Önerilen YouTube Desteği (Temel Seviye): </w:t>
+            </w:r>
+            <w:r>
+              <w:rPr>
+                <w:b/>
+                <w:sz w:val="15"/>
+              </w:rPr>
+              <w:t xml:space="preserve">Kanal: Partikül Matematik | </w:t>
+            </w:r>
+            <w:r>
+              <w:rPr>
+                <w:sz w:val="15"/>
+              </w:rPr>
+              <w:t>Odak: Temel Kavramlar &amp; Adım Adım Konu Anlatımı. Taktik: Videoyu durdurarak hocayla birlikte işlem yap; temel soru tiplerini not alıp kavrama testlerine geç.</w:t>
             </w:r>
           </w:p>
         </w:tc>
@@ -2026,6 +2078,32 @@
               <w:t>Türkçe branş netin: 8.00 (11 Doğru, 9 Yanlış, 0 Boş). Türkçe branşında 9 yanlış ciddi bir net kaybına yol açmış (8.00 Net). Acilen sıfır çektiğin [Öznel ve Nesnel Anlatımlı Cümleler, Görsel Yorumlama, FİİLİMSİLER] konularını konu fasikülünden çalış. Paragrafı kendi yorumunla değil metindeki kanıtla çöz; günde 20 paragraf + 10 dil bilgisi çöz.</w:t>
             </w:r>
           </w:p>
+          <w:p>
+            <w:pPr>
+              <w:spacing w:after="20"/>
+            </w:pPr>
+            <w:r>
+              <w:rPr>
+                <w:b/>
+                <w:color w:val="C0392B"/>
+                <w:sz w:val="15"/>
+              </w:rPr>
+              <w:t xml:space="preserve">📺 Önerilen YouTube Desteği (Orta Seviye): </w:t>
+            </w:r>
+            <w:r>
+              <w:rPr>
+                <w:b/>
+                <w:sz w:val="15"/>
+              </w:rPr>
+              <w:t xml:space="preserve">Kanal: Hız Yayınları - Ebubekir Hoca | </w:t>
+            </w:r>
+            <w:r>
+              <w:rPr>
+                <w:sz w:val="15"/>
+              </w:rPr>
+              <w:t>Odak: Paragraf Taktikleri &amp; Çeldirici Eleme. Taktik: Paragraf sorularında hocanın anahtar kelimeleri ve metin kanıtlarını nasıl çizdiğine dikkat et.</w:t>
+            </w:r>
+          </w:p>
         </w:tc>
       </w:tr>
     </w:tbl>
@@ -2133,6 +2211,32 @@
                 <w:sz w:val="15"/>
               </w:rPr>
               <w:t>İnkılap Tarihi netin: 10.00 (10 Doğru, 0 Yanlış, 0 Boş). Tarihsel kronoloji ve neden-sonuç analiz kabiliyetin çok güçlü. 4 kazanımın tamamında %100 tam başarı sağladın. Haftalık 15 soruyla aralıklı tekrar yap.</w:t>
+            </w:r>
+          </w:p>
+          <w:p>
+            <w:pPr>
+              <w:spacing w:after="20"/>
+            </w:pPr>
+            <w:r>
+              <w:rPr>
+                <w:b/>
+                <w:color w:val="C0392B"/>
+                <w:sz w:val="15"/>
+              </w:rPr>
+              <w:t xml:space="preserve">📺 Önerilen YouTube Desteği (İleri Düzey (Şampiyon)): </w:t>
+            </w:r>
+            <w:r>
+              <w:rPr>
+                <w:b/>
+                <w:sz w:val="15"/>
+              </w:rPr>
+              <w:t xml:space="preserve">Kanal: Buğra Hoca Sosyal Bilgiler Dersliği | </w:t>
+            </w:r>
+            <w:r>
+              <w:rPr>
+                <w:sz w:val="15"/>
+              </w:rPr>
+              <w:t>Odak: Kritik Çeldiriciler &amp; MEB Tarzı Uç Sorular. Taktik: Tarihsel kavramların güncel yorumlarla ilişkilendirildiği zor soru tiplerine odaklan.</w:t>
             </w:r>
           </w:p>
         </w:tc>
@@ -2282,6 +2386,32 @@
               <w:t>Din Kültürü netin: -2.00 (1 Doğru, 9 Yanlış, 0 Boş). Din Kültürü netin (-2.00) potansiyelinin altında. Sıfır çektiğin [Kader ve Kaza İnancı, İnsanın İradesi ve Kader, Ayet el-Kürsi ve Anlamı, Hz. Musa (A.S.) ve Mücadelesi] konusunu mutlaka tekrar et. Kavram karmaşası yaşanan [Kader Kavramları (Ömür, Ecel, Rızık, Tevekkül) (%33)] alanlarına odaklan. Ömür, ecel, rızık, tevekkül, cüzi/külli irade kavramlarını sözlük kartlarına yazıp ezberle. Ayet-el Kürsi ana fikrine ve yasalara çalış.</w:t>
             </w:r>
           </w:p>
+          <w:p>
+            <w:pPr>
+              <w:spacing w:after="20"/>
+            </w:pPr>
+            <w:r>
+              <w:rPr>
+                <w:b/>
+                <w:color w:val="C0392B"/>
+                <w:sz w:val="15"/>
+              </w:rPr>
+              <w:t xml:space="preserve">📺 Önerilen YouTube Desteği (Temel Seviye): </w:t>
+            </w:r>
+            <w:r>
+              <w:rPr>
+                <w:b/>
+                <w:sz w:val="15"/>
+              </w:rPr>
+              <w:t xml:space="preserve">Kanal: Cebrail Hocam | </w:t>
+            </w:r>
+            <w:r>
+              <w:rPr>
+                <w:sz w:val="15"/>
+              </w:rPr>
+              <w:t>Odak: Kaza-Kader Temel Kavramları &amp; Ayet Mealleri. Taktik: Ömür, ecel, rızık, tevekkül ve yasalar konusunu hocanın kavram tablolarından tekrar et.</w:t>
+            </w:r>
+          </w:p>
         </w:tc>
       </w:tr>
     </w:tbl>
@@ -2408,6 +2538,32 @@
                 <w:sz w:val="15"/>
               </w:rPr>
               <w:t>İngilizce branş netin: -0.67 (2 Doğru, 8 Yanlış, 0 Boş). İngilizce branşında -0.67 net ile hedefin gerisinde kalındı. Sıfır çektiğin [Davet Kartları / Mektupları (Invitation), Daveti Kabul &amp; Reddetme Kalıpları, Basit Sorular Sorma (Simple Inquiries), Kişisel Özellikler / Sıfatlar (Qualities)] soru kalıplarını tekrar et. Davet etme (Would you like...), kabul/ret ve mazeret kalıplarını ve Friendship sıfatlarını her gün 5 kelime kartıyla çalış. Rastgele işaretleme yapma.</w:t>
+            </w:r>
+          </w:p>
+          <w:p>
+            <w:pPr>
+              <w:spacing w:after="20"/>
+            </w:pPr>
+            <w:r>
+              <w:rPr>
+                <w:b/>
+                <w:color w:val="C0392B"/>
+                <w:sz w:val="15"/>
+              </w:rPr>
+              <w:t xml:space="preserve">📺 Önerilen YouTube Desteği (Temel Seviye): </w:t>
+            </w:r>
+            <w:r>
+              <w:rPr>
+                <w:b/>
+                <w:sz w:val="15"/>
+              </w:rPr>
+              <w:t xml:space="preserve">Kanal: Tonguç Akademi | </w:t>
+            </w:r>
+            <w:r>
+              <w:rPr>
+                <w:sz w:val="15"/>
+              </w:rPr>
+              <w:t>Odak: Temel Kelimeler &amp; Kalıp Cümleler. Taktik: Friendship ünitesi kelimelerini ve Türkçelerini sesli tekrar ederek kelime defterine geçir.</w:t>
             </w:r>
           </w:p>
         </w:tc>

--- a/exports/karneler/230_KENAN_EMIR_YAMAN_Karne.docx
+++ b/exports/karneler/230_KENAN_EMIR_YAMAN_Karne.docx
@@ -2095,7 +2095,7 @@
                 <w:b/>
                 <w:sz w:val="15"/>
               </w:rPr>
-              <w:t xml:space="preserve">Kanal: Hız Yayınları - Ebubekir Hoca | </w:t>
+              <w:t xml:space="preserve">Kanal: Hız Yayınları veya Ebubekir Hoca ile Türkçe | </w:t>
             </w:r>
             <w:r>
               <w:rPr>

--- a/exports/karneler/230_KENAN_EMIR_YAMAN_Karne.docx
+++ b/exports/karneler/230_KENAN_EMIR_YAMAN_Karne.docx
@@ -27,7 +27,7 @@
           <w:color w:val="646464"/>
           <w:sz w:val="17"/>
         </w:rPr>
-        <w:t>Deneme Sınavı: PARAF LGS 1 | Kurumsal Başarı ve Takip Sistemi</w:t>
+        <w:t>Deneme Sınavı: 2026-2027  NARTEST LGS 1 | Kurumsal Başarı ve Takip Sistemi</w:t>
       </w:r>
     </w:p>
     <w:tbl>
@@ -169,7 +169,7 @@
               <w:rPr>
                 <w:sz w:val="16"/>
               </w:rPr>
-              <w:t>27.33 Net / 278.22 Puan</w:t>
+              <w:t>42.67 Net / 339.09 Puan</w:t>
             </w:r>
           </w:p>
         </w:tc>
@@ -209,7 +209,7 @@
               <w:rPr>
                 <w:sz w:val="16"/>
               </w:rPr>
-              <w:t>Sınıf: 18/27 | Okul: 62/110 | TG: 8354 (Dilim: %80.67)</w:t>
+              <w:t>Sınıf: 15 / 28 | Okul: 29 / 56 | TG: 2148 (Dilim: %70.47)</w:t>
             </w:r>
           </w:p>
         </w:tc>
@@ -483,7 +483,7 @@
               <w:rPr>
                 <w:sz w:val="15"/>
               </w:rPr>
-              <w:t>11</w:t>
+              <w:t>16</w:t>
             </w:r>
           </w:p>
         </w:tc>
@@ -505,7 +505,7 @@
               <w:rPr>
                 <w:sz w:val="15"/>
               </w:rPr>
-              <w:t>9</w:t>
+              <w:t>4</w:t>
             </w:r>
           </w:p>
         </w:tc>
@@ -549,7 +549,7 @@
               <w:rPr>
                 <w:sz w:val="15"/>
               </w:rPr>
-              <w:t>8.00</w:t>
+              <w:t>14.67</w:t>
             </w:r>
           </w:p>
         </w:tc>
@@ -571,7 +571,7 @@
               <w:rPr>
                 <w:sz w:val="15"/>
               </w:rPr>
-              <w:t>%40.0</w:t>
+              <w:t>%73.4</w:t>
             </w:r>
           </w:p>
         </w:tc>
@@ -639,7 +639,7 @@
               <w:rPr>
                 <w:sz w:val="15"/>
               </w:rPr>
-              <w:t>10</w:t>
+              <w:t>9</w:t>
             </w:r>
           </w:p>
         </w:tc>
@@ -683,7 +683,7 @@
               <w:rPr>
                 <w:sz w:val="15"/>
               </w:rPr>
-              <w:t>0</w:t>
+              <w:t>1</w:t>
             </w:r>
           </w:p>
         </w:tc>
@@ -705,7 +705,7 @@
               <w:rPr>
                 <w:sz w:val="15"/>
               </w:rPr>
-              <w:t>10.00</w:t>
+              <w:t>9.00</w:t>
             </w:r>
           </w:p>
         </w:tc>
@@ -727,7 +727,7 @@
               <w:rPr>
                 <w:sz w:val="15"/>
               </w:rPr>
-              <w:t>%100.0</w:t>
+              <w:t>%90.0</w:t>
             </w:r>
           </w:p>
         </w:tc>
@@ -817,7 +817,7 @@
               <w:rPr>
                 <w:sz w:val="15"/>
               </w:rPr>
-              <w:t>9</w:t>
+              <w:t>1</w:t>
             </w:r>
           </w:p>
         </w:tc>
@@ -839,7 +839,7 @@
               <w:rPr>
                 <w:sz w:val="15"/>
               </w:rPr>
-              <w:t>0</w:t>
+              <w:t>8</w:t>
             </w:r>
           </w:p>
         </w:tc>
@@ -861,7 +861,7 @@
               <w:rPr>
                 <w:sz w:val="15"/>
               </w:rPr>
-              <w:t>-2.00</w:t>
+              <w:t>0.67</w:t>
             </w:r>
           </w:p>
         </w:tc>
@@ -883,7 +883,7 @@
               <w:rPr>
                 <w:sz w:val="15"/>
               </w:rPr>
-              <w:t>%0.0</w:t>
+              <w:t>%6.7</w:t>
             </w:r>
           </w:p>
         </w:tc>
@@ -951,29 +951,7 @@
               <w:rPr>
                 <w:sz w:val="15"/>
               </w:rPr>
-              <w:t>2</w:t>
-            </w:r>
-          </w:p>
-        </w:tc>
-        <w:tc>
-          <w:tcPr>
-            <w:tcW w:type="dxa" w:w="1543"/>
-            <w:tcMar>
-              <w:top w:w="20" w:type="dxa"/>
-              <w:bottom w:w="20" w:type="dxa"/>
-              <w:left w:w="35" w:type="dxa"/>
-              <w:right w:w="35" w:type="dxa"/>
-            </w:tcMar>
-          </w:tcPr>
-          <w:p>
-            <w:pPr>
-              <w:jc w:val="center"/>
-            </w:pPr>
-            <w:r>
-              <w:rPr>
-                <w:sz w:val="15"/>
-              </w:rPr>
-              <w:t>8</w:t>
+              <w:t>1</w:t>
             </w:r>
           </w:p>
         </w:tc>
@@ -1017,7 +995,7 @@
               <w:rPr>
                 <w:sz w:val="15"/>
               </w:rPr>
-              <w:t>-0.67</w:t>
+              <w:t>9</w:t>
             </w:r>
           </w:p>
         </w:tc>
@@ -1039,7 +1017,29 @@
               <w:rPr>
                 <w:sz w:val="15"/>
               </w:rPr>
-              <w:t>%0.0</w:t>
+              <w:t>1.00</w:t>
+            </w:r>
+          </w:p>
+        </w:tc>
+        <w:tc>
+          <w:tcPr>
+            <w:tcW w:type="dxa" w:w="1543"/>
+            <w:tcMar>
+              <w:top w:w="20" w:type="dxa"/>
+              <w:bottom w:w="20" w:type="dxa"/>
+              <w:left w:w="35" w:type="dxa"/>
+              <w:right w:w="35" w:type="dxa"/>
+            </w:tcMar>
+          </w:tcPr>
+          <w:p>
+            <w:pPr>
+              <w:jc w:val="center"/>
+            </w:pPr>
+            <w:r>
+              <w:rPr>
+                <w:sz w:val="15"/>
+              </w:rPr>
+              <w:t>%10.0</w:t>
             </w:r>
           </w:p>
         </w:tc>
@@ -1107,7 +1107,7 @@
               <w:rPr>
                 <w:sz w:val="15"/>
               </w:rPr>
-              <w:t>4</w:t>
+              <w:t>6</w:t>
             </w:r>
           </w:p>
         </w:tc>
@@ -1129,7 +1129,7 @@
               <w:rPr>
                 <w:sz w:val="15"/>
               </w:rPr>
-              <w:t>8</w:t>
+              <w:t>2</w:t>
             </w:r>
           </w:p>
         </w:tc>
@@ -1151,7 +1151,7 @@
               <w:rPr>
                 <w:sz w:val="15"/>
               </w:rPr>
-              <w:t>8</w:t>
+              <w:t>12</w:t>
             </w:r>
           </w:p>
         </w:tc>
@@ -1173,7 +1173,7 @@
               <w:rPr>
                 <w:sz w:val="15"/>
               </w:rPr>
-              <w:t>1.33</w:t>
+              <w:t>5.33</w:t>
             </w:r>
           </w:p>
         </w:tc>
@@ -1195,7 +1195,7 @@
               <w:rPr>
                 <w:sz w:val="15"/>
               </w:rPr>
-              <w:t>%6.7</w:t>
+              <w:t>%26.7</w:t>
             </w:r>
           </w:p>
         </w:tc>
@@ -1263,7 +1263,7 @@
               <w:rPr>
                 <w:sz w:val="15"/>
               </w:rPr>
-              <w:t>13</w:t>
+              <w:t>14</w:t>
             </w:r>
           </w:p>
         </w:tc>
@@ -1285,7 +1285,7 @@
               <w:rPr>
                 <w:sz w:val="15"/>
               </w:rPr>
-              <w:t>7</w:t>
+              <w:t>6</w:t>
             </w:r>
           </w:p>
         </w:tc>
@@ -1329,7 +1329,7 @@
               <w:rPr>
                 <w:sz w:val="15"/>
               </w:rPr>
-              <w:t>10.67</w:t>
+              <w:t>12.00</w:t>
             </w:r>
           </w:p>
         </w:tc>
@@ -1351,7 +1351,7 @@
               <w:rPr>
                 <w:sz w:val="15"/>
               </w:rPr>
-              <w:t>%53.3</w:t>
+              <w:t>%60.0</w:t>
             </w:r>
           </w:p>
         </w:tc>
@@ -1425,7 +1425,7 @@
                 <w:b/>
                 <w:sz w:val="15"/>
               </w:rPr>
-              <w:t>41</w:t>
+              <w:t>47</w:t>
             </w:r>
           </w:p>
         </w:tc>
@@ -1449,7 +1449,7 @@
                 <w:b/>
                 <w:sz w:val="15"/>
               </w:rPr>
-              <w:t>41</w:t>
+              <w:t>13</w:t>
             </w:r>
           </w:p>
         </w:tc>
@@ -1473,7 +1473,7 @@
                 <w:b/>
                 <w:sz w:val="15"/>
               </w:rPr>
-              <w:t>8</w:t>
+              <w:t>30</w:t>
             </w:r>
           </w:p>
         </w:tc>
@@ -1497,7 +1497,7 @@
                 <w:b/>
                 <w:sz w:val="15"/>
               </w:rPr>
-              <w:t>27.33</w:t>
+              <w:t>42.67</w:t>
             </w:r>
           </w:p>
         </w:tc>
@@ -1521,7 +1521,629 @@
                 <w:b/>
                 <w:sz w:val="15"/>
               </w:rPr>
-              <w:t>%30.4</w:t>
+              <w:t>%47.4</w:t>
+            </w:r>
+          </w:p>
+        </w:tc>
+      </w:tr>
+    </w:tbl>
+    <w:p>
+      <w:pPr>
+        <w:spacing w:before="80" w:after="40"/>
+      </w:pPr>
+      <w:r>
+        <w:rPr>
+          <w:b/>
+          <w:color w:val="1F497D"/>
+          <w:sz w:val="18"/>
+        </w:rPr>
+        <w:t>1. DENEMELER ARASI GELİŞİM VE AKADEMİK DEĞİŞİM ANALİZİ (PARAF 1 ➔ NARTEST 1)</w:t>
+      </w:r>
+    </w:p>
+    <w:tbl>
+      <w:tblPr>
+        <w:tblW w:type="auto" w:w="0"/>
+        <w:jc w:val="center"/>
+        <w:tblLook w:firstColumn="1" w:firstRow="1" w:lastColumn="0" w:lastRow="0" w:noHBand="0" w:noVBand="1" w:val="04A0"/>
+        <w:tblBorders>
+          <w:top w:val="single" w:sz="4" w:space="0" w:color="B0C4DE"/>
+          <w:left w:val="single" w:sz="4" w:space="0" w:color="B0C4DE"/>
+          <w:bottom w:val="single" w:sz="4" w:space="0" w:color="B0C4DE"/>
+          <w:right w:val="single" w:sz="4" w:space="0" w:color="B0C4DE"/>
+          <w:insideH w:val="single" w:sz="4" w:space="0" w:color="B0C4DE"/>
+          <w:insideV w:val="single" w:sz="4" w:space="0" w:color="B0C4DE"/>
+        </w:tblBorders>
+      </w:tblPr>
+      <w:tblGrid>
+        <w:gridCol w:w="2160"/>
+        <w:gridCol w:w="2160"/>
+        <w:gridCol w:w="2160"/>
+        <w:gridCol w:w="2160"/>
+        <w:gridCol w:w="2160"/>
+      </w:tblGrid>
+      <w:tr>
+        <w:tc>
+          <w:tcPr>
+            <w:tcW w:type="dxa" w:w="2160"/>
+            <w:shd w:fill="1F497D"/>
+            <w:tcMar>
+              <w:top w:w="25" w:type="dxa"/>
+              <w:bottom w:w="25" w:type="dxa"/>
+              <w:left w:w="35" w:type="dxa"/>
+              <w:right w:w="35" w:type="dxa"/>
+            </w:tcMar>
+          </w:tcPr>
+          <w:p>
+            <w:pPr>
+              <w:jc w:val="left"/>
+            </w:pPr>
+            <w:r>
+              <w:rPr>
+                <w:b/>
+                <w:color w:val="FFFFFF"/>
+                <w:sz w:val="15"/>
+              </w:rPr>
+              <w:t>Değerlendirme Kriteri</w:t>
+            </w:r>
+          </w:p>
+        </w:tc>
+        <w:tc>
+          <w:tcPr>
+            <w:tcW w:type="dxa" w:w="2160"/>
+            <w:shd w:fill="1F497D"/>
+            <w:tcMar>
+              <w:top w:w="25" w:type="dxa"/>
+              <w:bottom w:w="25" w:type="dxa"/>
+              <w:left w:w="35" w:type="dxa"/>
+              <w:right w:w="35" w:type="dxa"/>
+            </w:tcMar>
+          </w:tcPr>
+          <w:p>
+            <w:pPr>
+              <w:jc w:val="center"/>
+            </w:pPr>
+            <w:r>
+              <w:rPr>
+                <w:b/>
+                <w:color w:val="FFFFFF"/>
+                <w:sz w:val="15"/>
+              </w:rPr>
+              <w:t>1. Deneme (PARAF)</w:t>
+            </w:r>
+          </w:p>
+        </w:tc>
+        <w:tc>
+          <w:tcPr>
+            <w:tcW w:type="dxa" w:w="2160"/>
+            <w:shd w:fill="1F497D"/>
+            <w:tcMar>
+              <w:top w:w="25" w:type="dxa"/>
+              <w:bottom w:w="25" w:type="dxa"/>
+              <w:left w:w="35" w:type="dxa"/>
+              <w:right w:w="35" w:type="dxa"/>
+            </w:tcMar>
+          </w:tcPr>
+          <w:p>
+            <w:pPr>
+              <w:jc w:val="center"/>
+            </w:pPr>
+            <w:r>
+              <w:rPr>
+                <w:b/>
+                <w:color w:val="FFFFFF"/>
+                <w:sz w:val="15"/>
+              </w:rPr>
+              <w:t>2. Deneme (NARTEST)</w:t>
+            </w:r>
+          </w:p>
+        </w:tc>
+        <w:tc>
+          <w:tcPr>
+            <w:tcW w:type="dxa" w:w="2160"/>
+            <w:shd w:fill="1F497D"/>
+            <w:tcMar>
+              <w:top w:w="25" w:type="dxa"/>
+              <w:bottom w:w="25" w:type="dxa"/>
+              <w:left w:w="35" w:type="dxa"/>
+              <w:right w:w="35" w:type="dxa"/>
+            </w:tcMar>
+          </w:tcPr>
+          <w:p>
+            <w:pPr>
+              <w:jc w:val="center"/>
+            </w:pPr>
+            <w:r>
+              <w:rPr>
+                <w:b/>
+                <w:color w:val="FFFFFF"/>
+                <w:sz w:val="15"/>
+              </w:rPr>
+              <w:t>Sınavlar Arası Fark</w:t>
+            </w:r>
+          </w:p>
+        </w:tc>
+        <w:tc>
+          <w:tcPr>
+            <w:tcW w:type="dxa" w:w="2160"/>
+            <w:shd w:fill="1F497D"/>
+            <w:tcMar>
+              <w:top w:w="25" w:type="dxa"/>
+              <w:bottom w:w="25" w:type="dxa"/>
+              <w:left w:w="35" w:type="dxa"/>
+              <w:right w:w="35" w:type="dxa"/>
+            </w:tcMar>
+          </w:tcPr>
+          <w:p>
+            <w:pPr>
+              <w:jc w:val="center"/>
+            </w:pPr>
+            <w:r>
+              <w:rPr>
+                <w:b/>
+                <w:color w:val="FFFFFF"/>
+                <w:sz w:val="15"/>
+              </w:rPr>
+              <w:t>Gelişim Durumu</w:t>
+            </w:r>
+          </w:p>
+        </w:tc>
+      </w:tr>
+      <w:tr>
+        <w:tc>
+          <w:tcPr>
+            <w:tcW w:type="dxa" w:w="2160"/>
+            <w:tcMar>
+              <w:top w:w="20" w:type="dxa"/>
+              <w:bottom w:w="20" w:type="dxa"/>
+              <w:left w:w="35" w:type="dxa"/>
+              <w:right w:w="35" w:type="dxa"/>
+            </w:tcMar>
+            <w:shd w:fill="F0F4F8"/>
+          </w:tcPr>
+          <w:p>
+            <w:pPr>
+              <w:jc w:val="left"/>
+            </w:pPr>
+            <w:r>
+              <w:rPr>
+                <w:sz w:val="15"/>
+              </w:rPr>
+              <w:t>Toplam Net</w:t>
+            </w:r>
+          </w:p>
+        </w:tc>
+        <w:tc>
+          <w:tcPr>
+            <w:tcW w:type="dxa" w:w="2160"/>
+            <w:tcMar>
+              <w:top w:w="20" w:type="dxa"/>
+              <w:bottom w:w="20" w:type="dxa"/>
+              <w:left w:w="35" w:type="dxa"/>
+              <w:right w:w="35" w:type="dxa"/>
+            </w:tcMar>
+            <w:shd w:fill="F0F4F8"/>
+          </w:tcPr>
+          <w:p>
+            <w:pPr>
+              <w:jc w:val="center"/>
+            </w:pPr>
+            <w:r>
+              <w:rPr>
+                <w:sz w:val="15"/>
+              </w:rPr>
+              <w:t>27.33 Net</w:t>
+            </w:r>
+          </w:p>
+        </w:tc>
+        <w:tc>
+          <w:tcPr>
+            <w:tcW w:type="dxa" w:w="2160"/>
+            <w:tcMar>
+              <w:top w:w="20" w:type="dxa"/>
+              <w:bottom w:w="20" w:type="dxa"/>
+              <w:left w:w="35" w:type="dxa"/>
+              <w:right w:w="35" w:type="dxa"/>
+            </w:tcMar>
+            <w:shd w:fill="F0F4F8"/>
+          </w:tcPr>
+          <w:p>
+            <w:pPr>
+              <w:jc w:val="center"/>
+            </w:pPr>
+            <w:r>
+              <w:rPr>
+                <w:sz w:val="15"/>
+              </w:rPr>
+              <w:t>42.67 Net</w:t>
+            </w:r>
+          </w:p>
+        </w:tc>
+        <w:tc>
+          <w:tcPr>
+            <w:tcW w:type="dxa" w:w="2160"/>
+            <w:tcMar>
+              <w:top w:w="20" w:type="dxa"/>
+              <w:bottom w:w="20" w:type="dxa"/>
+              <w:left w:w="35" w:type="dxa"/>
+              <w:right w:w="35" w:type="dxa"/>
+            </w:tcMar>
+            <w:shd w:fill="E8F8F5"/>
+          </w:tcPr>
+          <w:p>
+            <w:pPr>
+              <w:jc w:val="center"/>
+            </w:pPr>
+            <w:r>
+              <w:rPr>
+                <w:b/>
+                <w:sz w:val="15"/>
+              </w:rPr>
+              <w:t>+15.34 Net</w:t>
+            </w:r>
+          </w:p>
+        </w:tc>
+        <w:tc>
+          <w:tcPr>
+            <w:tcW w:type="dxa" w:w="2160"/>
+            <w:tcMar>
+              <w:top w:w="20" w:type="dxa"/>
+              <w:bottom w:w="20" w:type="dxa"/>
+              <w:left w:w="35" w:type="dxa"/>
+              <w:right w:w="35" w:type="dxa"/>
+            </w:tcMar>
+            <w:shd w:fill="F0F4F8"/>
+          </w:tcPr>
+          <w:p>
+            <w:pPr>
+              <w:jc w:val="center"/>
+            </w:pPr>
+            <w:r>
+              <w:rPr>
+                <w:sz w:val="15"/>
+              </w:rPr>
+              <w:t>🚀 Çok Güçlü İlerleme</w:t>
+            </w:r>
+          </w:p>
+        </w:tc>
+      </w:tr>
+      <w:tr>
+        <w:tc>
+          <w:tcPr>
+            <w:tcW w:type="dxa" w:w="2160"/>
+            <w:tcMar>
+              <w:top w:w="20" w:type="dxa"/>
+              <w:bottom w:w="20" w:type="dxa"/>
+              <w:left w:w="35" w:type="dxa"/>
+              <w:right w:w="35" w:type="dxa"/>
+            </w:tcMar>
+          </w:tcPr>
+          <w:p>
+            <w:pPr>
+              <w:jc w:val="left"/>
+            </w:pPr>
+            <w:r>
+              <w:rPr>
+                <w:sz w:val="15"/>
+              </w:rPr>
+              <w:t>LGS Puanı</w:t>
+            </w:r>
+          </w:p>
+        </w:tc>
+        <w:tc>
+          <w:tcPr>
+            <w:tcW w:type="dxa" w:w="2160"/>
+            <w:tcMar>
+              <w:top w:w="20" w:type="dxa"/>
+              <w:bottom w:w="20" w:type="dxa"/>
+              <w:left w:w="35" w:type="dxa"/>
+              <w:right w:w="35" w:type="dxa"/>
+            </w:tcMar>
+          </w:tcPr>
+          <w:p>
+            <w:pPr>
+              <w:jc w:val="center"/>
+            </w:pPr>
+            <w:r>
+              <w:rPr>
+                <w:sz w:val="15"/>
+              </w:rPr>
+              <w:t>278.22 Puan</w:t>
+            </w:r>
+          </w:p>
+        </w:tc>
+        <w:tc>
+          <w:tcPr>
+            <w:tcW w:type="dxa" w:w="2160"/>
+            <w:tcMar>
+              <w:top w:w="20" w:type="dxa"/>
+              <w:bottom w:w="20" w:type="dxa"/>
+              <w:left w:w="35" w:type="dxa"/>
+              <w:right w:w="35" w:type="dxa"/>
+            </w:tcMar>
+          </w:tcPr>
+          <w:p>
+            <w:pPr>
+              <w:jc w:val="center"/>
+            </w:pPr>
+            <w:r>
+              <w:rPr>
+                <w:sz w:val="15"/>
+              </w:rPr>
+              <w:t>339.09 Puan</w:t>
+            </w:r>
+          </w:p>
+        </w:tc>
+        <w:tc>
+          <w:tcPr>
+            <w:tcW w:type="dxa" w:w="2160"/>
+            <w:tcMar>
+              <w:top w:w="20" w:type="dxa"/>
+              <w:bottom w:w="20" w:type="dxa"/>
+              <w:left w:w="35" w:type="dxa"/>
+              <w:right w:w="35" w:type="dxa"/>
+            </w:tcMar>
+            <w:shd w:fill="E8F8F5"/>
+          </w:tcPr>
+          <w:p>
+            <w:pPr>
+              <w:jc w:val="center"/>
+            </w:pPr>
+            <w:r>
+              <w:rPr>
+                <w:b/>
+                <w:sz w:val="15"/>
+              </w:rPr>
+              <w:t>+60.87 Puan</w:t>
+            </w:r>
+          </w:p>
+        </w:tc>
+        <w:tc>
+          <w:tcPr>
+            <w:tcW w:type="dxa" w:w="2160"/>
+            <w:tcMar>
+              <w:top w:w="20" w:type="dxa"/>
+              <w:bottom w:w="20" w:type="dxa"/>
+              <w:left w:w="35" w:type="dxa"/>
+              <w:right w:w="35" w:type="dxa"/>
+            </w:tcMar>
+          </w:tcPr>
+          <w:p>
+            <w:pPr>
+              <w:jc w:val="center"/>
+            </w:pPr>
+            <w:r>
+              <w:rPr>
+                <w:sz w:val="15"/>
+              </w:rPr>
+              <w:t>Belirgin Puan Artışı</w:t>
+            </w:r>
+          </w:p>
+        </w:tc>
+      </w:tr>
+      <w:tr>
+        <w:tc>
+          <w:tcPr>
+            <w:tcW w:type="dxa" w:w="2160"/>
+            <w:tcMar>
+              <w:top w:w="20" w:type="dxa"/>
+              <w:bottom w:w="20" w:type="dxa"/>
+              <w:left w:w="35" w:type="dxa"/>
+              <w:right w:w="35" w:type="dxa"/>
+            </w:tcMar>
+          </w:tcPr>
+          <w:p>
+            <w:pPr>
+              <w:jc w:val="left"/>
+            </w:pPr>
+            <w:r>
+              <w:rPr>
+                <w:sz w:val="15"/>
+              </w:rPr>
+              <w:t>Sınıf Derecesi</w:t>
+            </w:r>
+          </w:p>
+        </w:tc>
+        <w:tc>
+          <w:tcPr>
+            <w:tcW w:type="dxa" w:w="2160"/>
+            <w:tcMar>
+              <w:top w:w="20" w:type="dxa"/>
+              <w:bottom w:w="20" w:type="dxa"/>
+              <w:left w:w="35" w:type="dxa"/>
+              <w:right w:w="35" w:type="dxa"/>
+            </w:tcMar>
+          </w:tcPr>
+          <w:p>
+            <w:pPr>
+              <w:jc w:val="center"/>
+            </w:pPr>
+            <w:r>
+              <w:rPr>
+                <w:sz w:val="15"/>
+              </w:rPr>
+              <w:t>18. Sıra / 27</w:t>
+            </w:r>
+          </w:p>
+        </w:tc>
+        <w:tc>
+          <w:tcPr>
+            <w:tcW w:type="dxa" w:w="2160"/>
+            <w:tcMar>
+              <w:top w:w="20" w:type="dxa"/>
+              <w:bottom w:w="20" w:type="dxa"/>
+              <w:left w:w="35" w:type="dxa"/>
+              <w:right w:w="35" w:type="dxa"/>
+            </w:tcMar>
+          </w:tcPr>
+          <w:p>
+            <w:pPr>
+              <w:jc w:val="center"/>
+            </w:pPr>
+            <w:r>
+              <w:rPr>
+                <w:sz w:val="15"/>
+              </w:rPr>
+              <w:t>15. Sıra / 28</w:t>
+            </w:r>
+          </w:p>
+        </w:tc>
+        <w:tc>
+          <w:tcPr>
+            <w:tcW w:type="dxa" w:w="2160"/>
+            <w:tcMar>
+              <w:top w:w="20" w:type="dxa"/>
+              <w:bottom w:w="20" w:type="dxa"/>
+              <w:left w:w="35" w:type="dxa"/>
+              <w:right w:w="35" w:type="dxa"/>
+            </w:tcMar>
+            <w:shd w:fill="E8F8F5"/>
+          </w:tcPr>
+          <w:p>
+            <w:pPr>
+              <w:jc w:val="center"/>
+            </w:pPr>
+            <w:r>
+              <w:rPr>
+                <w:b/>
+                <w:sz w:val="15"/>
+              </w:rPr>
+              <w:t>+3 Sıra Yükseldi</w:t>
+            </w:r>
+          </w:p>
+        </w:tc>
+        <w:tc>
+          <w:tcPr>
+            <w:tcW w:type="dxa" w:w="2160"/>
+            <w:tcMar>
+              <w:top w:w="20" w:type="dxa"/>
+              <w:bottom w:w="20" w:type="dxa"/>
+              <w:left w:w="35" w:type="dxa"/>
+              <w:right w:w="35" w:type="dxa"/>
+            </w:tcMar>
+          </w:tcPr>
+          <w:p>
+            <w:pPr>
+              <w:jc w:val="center"/>
+            </w:pPr>
+            <w:r>
+              <w:rPr>
+                <w:sz w:val="15"/>
+              </w:rPr>
+              <w:t>Sınıf İçi Başarı</w:t>
+            </w:r>
+          </w:p>
+        </w:tc>
+      </w:tr>
+      <w:tr>
+        <w:tc>
+          <w:tcPr>
+            <w:tcW w:type="dxa" w:w="2160"/>
+            <w:tcMar>
+              <w:top w:w="20" w:type="dxa"/>
+              <w:bottom w:w="20" w:type="dxa"/>
+              <w:left w:w="35" w:type="dxa"/>
+              <w:right w:w="35" w:type="dxa"/>
+            </w:tcMar>
+          </w:tcPr>
+          <w:p>
+            <w:pPr>
+              <w:jc w:val="left"/>
+            </w:pPr>
+            <w:r>
+              <w:rPr>
+                <w:sz w:val="15"/>
+              </w:rPr>
+              <w:t>Okul Derecesi</w:t>
+            </w:r>
+          </w:p>
+        </w:tc>
+        <w:tc>
+          <w:tcPr>
+            <w:tcW w:type="dxa" w:w="2160"/>
+            <w:tcMar>
+              <w:top w:w="20" w:type="dxa"/>
+              <w:bottom w:w="20" w:type="dxa"/>
+              <w:left w:w="35" w:type="dxa"/>
+              <w:right w:w="35" w:type="dxa"/>
+            </w:tcMar>
+          </w:tcPr>
+          <w:p>
+            <w:pPr>
+              <w:jc w:val="center"/>
+            </w:pPr>
+            <w:r>
+              <w:rPr>
+                <w:sz w:val="15"/>
+              </w:rPr>
+              <w:t>62. Sıra / 110</w:t>
+            </w:r>
+          </w:p>
+        </w:tc>
+        <w:tc>
+          <w:tcPr>
+            <w:tcW w:type="dxa" w:w="2160"/>
+            <w:tcMar>
+              <w:top w:w="20" w:type="dxa"/>
+              <w:bottom w:w="20" w:type="dxa"/>
+              <w:left w:w="35" w:type="dxa"/>
+              <w:right w:w="35" w:type="dxa"/>
+            </w:tcMar>
+          </w:tcPr>
+          <w:p>
+            <w:pPr>
+              <w:jc w:val="center"/>
+            </w:pPr>
+            <w:r>
+              <w:rPr>
+                <w:sz w:val="15"/>
+              </w:rPr>
+              <w:t>29. Sıra / 56</w:t>
+            </w:r>
+          </w:p>
+        </w:tc>
+        <w:tc>
+          <w:tcPr>
+            <w:tcW w:type="dxa" w:w="2160"/>
+            <w:tcMar>
+              <w:top w:w="20" w:type="dxa"/>
+              <w:bottom w:w="20" w:type="dxa"/>
+              <w:left w:w="35" w:type="dxa"/>
+              <w:right w:w="35" w:type="dxa"/>
+            </w:tcMar>
+            <w:shd w:fill="E8F8F5"/>
+          </w:tcPr>
+          <w:p>
+            <w:pPr>
+              <w:jc w:val="center"/>
+            </w:pPr>
+            <w:r>
+              <w:rPr>
+                <w:b/>
+                <w:sz w:val="15"/>
+              </w:rPr>
+              <w:t>+33 Sıra Yükseldi</w:t>
+            </w:r>
+          </w:p>
+        </w:tc>
+        <w:tc>
+          <w:tcPr>
+            <w:tcW w:type="dxa" w:w="2160"/>
+            <w:tcMar>
+              <w:top w:w="20" w:type="dxa"/>
+              <w:bottom w:w="20" w:type="dxa"/>
+              <w:left w:w="35" w:type="dxa"/>
+              <w:right w:w="35" w:type="dxa"/>
+            </w:tcMar>
+          </w:tcPr>
+          <w:p>
+            <w:pPr>
+              <w:jc w:val="center"/>
+            </w:pPr>
+            <w:r>
+              <w:rPr>
+                <w:sz w:val="15"/>
+              </w:rPr>
+              <w:t>Okul İçi Başarı</w:t>
             </w:r>
           </w:p>
         </w:tc>
@@ -1535,9 +2157,569 @@
         <w:rPr>
           <w:b/>
           <w:color w:val="006666"/>
+          <w:sz w:val="16"/>
+        </w:rPr>
+        <w:t>Branş Bazlı Net Değişim Tablosu:</w:t>
+      </w:r>
+    </w:p>
+    <w:tbl>
+      <w:tblPr>
+        <w:tblW w:type="auto" w:w="0"/>
+        <w:jc w:val="center"/>
+        <w:tblLook w:firstColumn="1" w:firstRow="1" w:lastColumn="0" w:lastRow="0" w:noHBand="0" w:noVBand="1" w:val="04A0"/>
+        <w:tblBorders>
+          <w:top w:val="single" w:sz="4" w:space="0" w:color="B0C4DE"/>
+          <w:left w:val="single" w:sz="4" w:space="0" w:color="B0C4DE"/>
+          <w:bottom w:val="single" w:sz="4" w:space="0" w:color="B0C4DE"/>
+          <w:right w:val="single" w:sz="4" w:space="0" w:color="B0C4DE"/>
+          <w:insideH w:val="single" w:sz="4" w:space="0" w:color="B0C4DE"/>
+          <w:insideV w:val="single" w:sz="4" w:space="0" w:color="B0C4DE"/>
+        </w:tblBorders>
+      </w:tblPr>
+      <w:tblGrid>
+        <w:gridCol w:w="1543"/>
+        <w:gridCol w:w="1543"/>
+        <w:gridCol w:w="1543"/>
+        <w:gridCol w:w="1543"/>
+        <w:gridCol w:w="1543"/>
+        <w:gridCol w:w="1543"/>
+        <w:gridCol w:w="1543"/>
+      </w:tblGrid>
+      <w:tr>
+        <w:tc>
+          <w:tcPr>
+            <w:tcW w:type="dxa" w:w="1543"/>
+            <w:shd w:fill="1F497D"/>
+            <w:tcMar>
+              <w:top w:w="20" w:type="dxa"/>
+              <w:bottom w:w="20" w:type="dxa"/>
+              <w:left w:w="30" w:type="dxa"/>
+              <w:right w:w="30" w:type="dxa"/>
+            </w:tcMar>
+          </w:tcPr>
+          <w:p>
+            <w:pPr>
+              <w:jc w:val="center"/>
+            </w:pPr>
+            <w:r>
+              <w:rPr>
+                <w:b/>
+                <w:color w:val="FFFFFF"/>
+                <w:sz w:val="15"/>
+              </w:rPr>
+              <w:t>Deneme Sınavı</w:t>
+            </w:r>
+          </w:p>
+        </w:tc>
+        <w:tc>
+          <w:tcPr>
+            <w:tcW w:type="dxa" w:w="1543"/>
+            <w:shd w:fill="1F497D"/>
+            <w:tcMar>
+              <w:top w:w="20" w:type="dxa"/>
+              <w:bottom w:w="20" w:type="dxa"/>
+              <w:left w:w="30" w:type="dxa"/>
+              <w:right w:w="30" w:type="dxa"/>
+            </w:tcMar>
+          </w:tcPr>
+          <w:p>
+            <w:pPr>
+              <w:jc w:val="center"/>
+            </w:pPr>
+            <w:r>
+              <w:rPr>
+                <w:b/>
+                <w:color w:val="FFFFFF"/>
+                <w:sz w:val="15"/>
+              </w:rPr>
+              <w:t>Türkçe</w:t>
+            </w:r>
+          </w:p>
+        </w:tc>
+        <w:tc>
+          <w:tcPr>
+            <w:tcW w:type="dxa" w:w="1543"/>
+            <w:shd w:fill="1F497D"/>
+            <w:tcMar>
+              <w:top w:w="20" w:type="dxa"/>
+              <w:bottom w:w="20" w:type="dxa"/>
+              <w:left w:w="30" w:type="dxa"/>
+              <w:right w:w="30" w:type="dxa"/>
+            </w:tcMar>
+          </w:tcPr>
+          <w:p>
+            <w:pPr>
+              <w:jc w:val="center"/>
+            </w:pPr>
+            <w:r>
+              <w:rPr>
+                <w:b/>
+                <w:color w:val="FFFFFF"/>
+                <w:sz w:val="15"/>
+              </w:rPr>
+              <w:t>İnkılap</w:t>
+            </w:r>
+          </w:p>
+        </w:tc>
+        <w:tc>
+          <w:tcPr>
+            <w:tcW w:type="dxa" w:w="1543"/>
+            <w:shd w:fill="1F497D"/>
+            <w:tcMar>
+              <w:top w:w="20" w:type="dxa"/>
+              <w:bottom w:w="20" w:type="dxa"/>
+              <w:left w:w="30" w:type="dxa"/>
+              <w:right w:w="30" w:type="dxa"/>
+            </w:tcMar>
+          </w:tcPr>
+          <w:p>
+            <w:pPr>
+              <w:jc w:val="center"/>
+            </w:pPr>
+            <w:r>
+              <w:rPr>
+                <w:b/>
+                <w:color w:val="FFFFFF"/>
+                <w:sz w:val="15"/>
+              </w:rPr>
+              <w:t>Din Kül.</w:t>
+            </w:r>
+          </w:p>
+        </w:tc>
+        <w:tc>
+          <w:tcPr>
+            <w:tcW w:type="dxa" w:w="1543"/>
+            <w:shd w:fill="1F497D"/>
+            <w:tcMar>
+              <w:top w:w="20" w:type="dxa"/>
+              <w:bottom w:w="20" w:type="dxa"/>
+              <w:left w:w="30" w:type="dxa"/>
+              <w:right w:w="30" w:type="dxa"/>
+            </w:tcMar>
+          </w:tcPr>
+          <w:p>
+            <w:pPr>
+              <w:jc w:val="center"/>
+            </w:pPr>
+            <w:r>
+              <w:rPr>
+                <w:b/>
+                <w:color w:val="FFFFFF"/>
+                <w:sz w:val="15"/>
+              </w:rPr>
+              <w:t>İngilizce</w:t>
+            </w:r>
+          </w:p>
+        </w:tc>
+        <w:tc>
+          <w:tcPr>
+            <w:tcW w:type="dxa" w:w="1543"/>
+            <w:shd w:fill="1F497D"/>
+            <w:tcMar>
+              <w:top w:w="20" w:type="dxa"/>
+              <w:bottom w:w="20" w:type="dxa"/>
+              <w:left w:w="30" w:type="dxa"/>
+              <w:right w:w="30" w:type="dxa"/>
+            </w:tcMar>
+          </w:tcPr>
+          <w:p>
+            <w:pPr>
+              <w:jc w:val="center"/>
+            </w:pPr>
+            <w:r>
+              <w:rPr>
+                <w:b/>
+                <w:color w:val="FFFFFF"/>
+                <w:sz w:val="15"/>
+              </w:rPr>
+              <w:t>Matematik</w:t>
+            </w:r>
+          </w:p>
+        </w:tc>
+        <w:tc>
+          <w:tcPr>
+            <w:tcW w:type="dxa" w:w="1543"/>
+            <w:shd w:fill="1F497D"/>
+            <w:tcMar>
+              <w:top w:w="20" w:type="dxa"/>
+              <w:bottom w:w="20" w:type="dxa"/>
+              <w:left w:w="30" w:type="dxa"/>
+              <w:right w:w="30" w:type="dxa"/>
+            </w:tcMar>
+          </w:tcPr>
+          <w:p>
+            <w:pPr>
+              <w:jc w:val="center"/>
+            </w:pPr>
+            <w:r>
+              <w:rPr>
+                <w:b/>
+                <w:color w:val="FFFFFF"/>
+                <w:sz w:val="15"/>
+              </w:rPr>
+              <w:t>Fen Bil.</w:t>
+            </w:r>
+          </w:p>
+        </w:tc>
+      </w:tr>
+      <w:tr>
+        <w:tc>
+          <w:tcPr>
+            <w:tcW w:type="dxa" w:w="1543"/>
+            <w:tcMar>
+              <w:top w:w="15" w:type="dxa"/>
+              <w:bottom w:w="15" w:type="dxa"/>
+              <w:left w:w="25" w:type="dxa"/>
+              <w:right w:w="25" w:type="dxa"/>
+            </w:tcMar>
+          </w:tcPr>
+          <w:p>
+            <w:pPr>
+              <w:jc w:val="center"/>
+            </w:pPr>
+            <w:r>
+              <w:rPr>
+                <w:sz w:val="15"/>
+              </w:rPr>
+              <w:t>1. PARAF LGS 1</w:t>
+            </w:r>
+          </w:p>
+        </w:tc>
+        <w:tc>
+          <w:tcPr>
+            <w:tcW w:type="dxa" w:w="1543"/>
+            <w:tcMar>
+              <w:top w:w="15" w:type="dxa"/>
+              <w:bottom w:w="15" w:type="dxa"/>
+              <w:left w:w="25" w:type="dxa"/>
+              <w:right w:w="25" w:type="dxa"/>
+            </w:tcMar>
+          </w:tcPr>
+          <w:p>
+            <w:pPr>
+              <w:jc w:val="center"/>
+            </w:pPr>
+            <w:r>
+              <w:rPr>
+                <w:sz w:val="15"/>
+              </w:rPr>
+              <w:t>8.00</w:t>
+            </w:r>
+          </w:p>
+        </w:tc>
+        <w:tc>
+          <w:tcPr>
+            <w:tcW w:type="dxa" w:w="1543"/>
+            <w:tcMar>
+              <w:top w:w="15" w:type="dxa"/>
+              <w:bottom w:w="15" w:type="dxa"/>
+              <w:left w:w="25" w:type="dxa"/>
+              <w:right w:w="25" w:type="dxa"/>
+            </w:tcMar>
+          </w:tcPr>
+          <w:p>
+            <w:pPr>
+              <w:jc w:val="center"/>
+            </w:pPr>
+            <w:r>
+              <w:rPr>
+                <w:sz w:val="15"/>
+              </w:rPr>
+              <w:t>10.00</w:t>
+            </w:r>
+          </w:p>
+        </w:tc>
+        <w:tc>
+          <w:tcPr>
+            <w:tcW w:type="dxa" w:w="1543"/>
+            <w:tcMar>
+              <w:top w:w="15" w:type="dxa"/>
+              <w:bottom w:w="15" w:type="dxa"/>
+              <w:left w:w="25" w:type="dxa"/>
+              <w:right w:w="25" w:type="dxa"/>
+            </w:tcMar>
+          </w:tcPr>
+          <w:p>
+            <w:pPr>
+              <w:jc w:val="center"/>
+            </w:pPr>
+            <w:r>
+              <w:rPr>
+                <w:sz w:val="15"/>
+              </w:rPr>
+              <w:t>-2.00</w:t>
+            </w:r>
+          </w:p>
+        </w:tc>
+        <w:tc>
+          <w:tcPr>
+            <w:tcW w:type="dxa" w:w="1543"/>
+            <w:tcMar>
+              <w:top w:w="15" w:type="dxa"/>
+              <w:bottom w:w="15" w:type="dxa"/>
+              <w:left w:w="25" w:type="dxa"/>
+              <w:right w:w="25" w:type="dxa"/>
+            </w:tcMar>
+          </w:tcPr>
+          <w:p>
+            <w:pPr>
+              <w:jc w:val="center"/>
+            </w:pPr>
+            <w:r>
+              <w:rPr>
+                <w:sz w:val="15"/>
+              </w:rPr>
+              <w:t>-0.67</w:t>
+            </w:r>
+          </w:p>
+        </w:tc>
+        <w:tc>
+          <w:tcPr>
+            <w:tcW w:type="dxa" w:w="1543"/>
+            <w:tcMar>
+              <w:top w:w="15" w:type="dxa"/>
+              <w:bottom w:w="15" w:type="dxa"/>
+              <w:left w:w="25" w:type="dxa"/>
+              <w:right w:w="25" w:type="dxa"/>
+            </w:tcMar>
+          </w:tcPr>
+          <w:p>
+            <w:pPr>
+              <w:jc w:val="center"/>
+            </w:pPr>
+            <w:r>
+              <w:rPr>
+                <w:sz w:val="15"/>
+              </w:rPr>
+              <w:t>1.33</w:t>
+            </w:r>
+          </w:p>
+        </w:tc>
+        <w:tc>
+          <w:tcPr>
+            <w:tcW w:type="dxa" w:w="1543"/>
+            <w:tcMar>
+              <w:top w:w="15" w:type="dxa"/>
+              <w:bottom w:w="15" w:type="dxa"/>
+              <w:left w:w="25" w:type="dxa"/>
+              <w:right w:w="25" w:type="dxa"/>
+            </w:tcMar>
+          </w:tcPr>
+          <w:p>
+            <w:pPr>
+              <w:jc w:val="center"/>
+            </w:pPr>
+            <w:r>
+              <w:rPr>
+                <w:sz w:val="15"/>
+              </w:rPr>
+              <w:t>10.67</w:t>
+            </w:r>
+          </w:p>
+        </w:tc>
+      </w:tr>
+      <w:tr>
+        <w:tc>
+          <w:tcPr>
+            <w:tcW w:type="dxa" w:w="1543"/>
+            <w:tcMar>
+              <w:top w:w="15" w:type="dxa"/>
+              <w:bottom w:w="15" w:type="dxa"/>
+              <w:left w:w="25" w:type="dxa"/>
+              <w:right w:w="25" w:type="dxa"/>
+            </w:tcMar>
+          </w:tcPr>
+          <w:p>
+            <w:pPr>
+              <w:jc w:val="center"/>
+            </w:pPr>
+            <w:r>
+              <w:rPr>
+                <w:b/>
+                <w:sz w:val="15"/>
+              </w:rPr>
+              <w:t>Net Farkı (+/-)</w:t>
+            </w:r>
+          </w:p>
+        </w:tc>
+        <w:tc>
+          <w:tcPr>
+            <w:tcW w:type="dxa" w:w="1543"/>
+            <w:tcMar>
+              <w:top w:w="15" w:type="dxa"/>
+              <w:bottom w:w="15" w:type="dxa"/>
+              <w:left w:w="25" w:type="dxa"/>
+              <w:right w:w="25" w:type="dxa"/>
+            </w:tcMar>
+            <w:shd w:fill="E8F8F5"/>
+          </w:tcPr>
+          <w:p>
+            <w:pPr>
+              <w:jc w:val="center"/>
+            </w:pPr>
+            <w:r>
+              <w:rPr>
+                <w:b/>
+                <w:sz w:val="15"/>
+              </w:rPr>
+              <w:t>+6.67</w:t>
+            </w:r>
+          </w:p>
+        </w:tc>
+        <w:tc>
+          <w:tcPr>
+            <w:tcW w:type="dxa" w:w="1543"/>
+            <w:tcMar>
+              <w:top w:w="15" w:type="dxa"/>
+              <w:bottom w:w="15" w:type="dxa"/>
+              <w:left w:w="25" w:type="dxa"/>
+              <w:right w:w="25" w:type="dxa"/>
+            </w:tcMar>
+            <w:shd w:fill="FDEDEC"/>
+          </w:tcPr>
+          <w:p>
+            <w:pPr>
+              <w:jc w:val="center"/>
+            </w:pPr>
+            <w:r>
+              <w:rPr>
+                <w:b/>
+                <w:sz w:val="15"/>
+              </w:rPr>
+              <w:t>-1.00</w:t>
+            </w:r>
+          </w:p>
+        </w:tc>
+        <w:tc>
+          <w:tcPr>
+            <w:tcW w:type="dxa" w:w="1543"/>
+            <w:tcMar>
+              <w:top w:w="15" w:type="dxa"/>
+              <w:bottom w:w="15" w:type="dxa"/>
+              <w:left w:w="25" w:type="dxa"/>
+              <w:right w:w="25" w:type="dxa"/>
+            </w:tcMar>
+            <w:shd w:fill="E8F8F5"/>
+          </w:tcPr>
+          <w:p>
+            <w:pPr>
+              <w:jc w:val="center"/>
+            </w:pPr>
+            <w:r>
+              <w:rPr>
+                <w:b/>
+                <w:sz w:val="15"/>
+              </w:rPr>
+              <w:t>+2.67</w:t>
+            </w:r>
+          </w:p>
+        </w:tc>
+        <w:tc>
+          <w:tcPr>
+            <w:tcW w:type="dxa" w:w="1543"/>
+            <w:tcMar>
+              <w:top w:w="15" w:type="dxa"/>
+              <w:bottom w:w="15" w:type="dxa"/>
+              <w:left w:w="25" w:type="dxa"/>
+              <w:right w:w="25" w:type="dxa"/>
+            </w:tcMar>
+            <w:shd w:fill="E8F8F5"/>
+          </w:tcPr>
+          <w:p>
+            <w:pPr>
+              <w:jc w:val="center"/>
+            </w:pPr>
+            <w:r>
+              <w:rPr>
+                <w:b/>
+                <w:sz w:val="15"/>
+              </w:rPr>
+              <w:t>+1.67</w:t>
+            </w:r>
+          </w:p>
+        </w:tc>
+        <w:tc>
+          <w:tcPr>
+            <w:tcW w:type="dxa" w:w="1543"/>
+            <w:tcMar>
+              <w:top w:w="15" w:type="dxa"/>
+              <w:bottom w:w="15" w:type="dxa"/>
+              <w:left w:w="25" w:type="dxa"/>
+              <w:right w:w="25" w:type="dxa"/>
+            </w:tcMar>
+            <w:shd w:fill="E8F8F5"/>
+          </w:tcPr>
+          <w:p>
+            <w:pPr>
+              <w:jc w:val="center"/>
+            </w:pPr>
+            <w:r>
+              <w:rPr>
+                <w:b/>
+                <w:sz w:val="15"/>
+              </w:rPr>
+              <w:t>+4.00</w:t>
+            </w:r>
+          </w:p>
+        </w:tc>
+        <w:tc>
+          <w:tcPr>
+            <w:tcW w:type="dxa" w:w="1543"/>
+            <w:tcMar>
+              <w:top w:w="15" w:type="dxa"/>
+              <w:bottom w:w="15" w:type="dxa"/>
+              <w:left w:w="25" w:type="dxa"/>
+              <w:right w:w="25" w:type="dxa"/>
+            </w:tcMar>
+            <w:shd w:fill="E8F8F5"/>
+          </w:tcPr>
+          <w:p>
+            <w:pPr>
+              <w:jc w:val="center"/>
+            </w:pPr>
+            <w:r>
+              <w:rPr>
+                <w:b/>
+                <w:sz w:val="15"/>
+              </w:rPr>
+              <w:t>+1.33</w:t>
+            </w:r>
+          </w:p>
+        </w:tc>
+      </w:tr>
+    </w:tbl>
+    <w:p>
+      <w:pPr>
+        <w:spacing w:before="40" w:after="40"/>
+      </w:pPr>
+      <w:r>
+        <w:rPr>
+          <w:b/>
+          <w:color w:val="0E6655"/>
+          <w:sz w:val="16"/>
+        </w:rPr>
+        <w:t xml:space="preserve">⭐ En Yüksek Artış: Türkçe (+6.67 Net)  |  </w:t>
+      </w:r>
+      <w:r>
+        <w:rPr>
+          <w:b/>
+          <w:color w:val="B41414"/>
+          <w:sz w:val="16"/>
+        </w:rPr>
+        <w:t>⚠️ Takip / Müdahale Alanı: İnkılap Tarihi (-1.00 Net)</w:t>
+      </w:r>
+    </w:p>
+    <w:p>
+      <w:pPr>
+        <w:spacing w:before="60" w:after="20"/>
+      </w:pPr>
+      <w:r>
+        <w:rPr>
+          <w:b/>
+          <w:color w:val="006666"/>
           <w:sz w:val="18"/>
         </w:rPr>
-        <w:t>1. GENEL KAZANIM BAŞARI VE EKSİK ENVANTERİ</w:t>
+        <w:t>2. GENEL KAZANIM BAŞARI VE EKSİK ENVANTERİ</w:t>
       </w:r>
     </w:p>
     <w:p>
@@ -1557,7 +2739,7 @@
           <w:color w:val="B41414"/>
           <w:sz w:val="16"/>
         </w:rPr>
-        <w:t>Türkçe: Öznel ve Nesnel Anlatımlı Cümleler, Türkçe: Görsel Yorumlama, Türkçe: FİİLİMSİLER, Türkçe: Sebep-Sonuç, Amaç-Sonuç Cümleleri, Türkçe: Soru-Cevap, Türkçe: Büyük Harflerin Kullanıldığı Yerler, Türkçe: Nokta, Virgül, Noktalı Virgül, Din Kültürü: 1. Kader ve Kaza İnancı, Din Kültürü: 2. İnsanın İradesi ve Kader, Din Kültürü: 5. Bir Ayet Tanıyorum: Ayet El- Kürsi ve Anlamı, Din Kültürü: 4. Bir Peygamber Tanıyorum: Hz. Musa (A.S.), İngilizce: Invitation Cards and Letters, İngilizce: Accepting &amp; Refusing an Invitation, İngilizce: Making Simple Inquiries, İngilizce: Some Qualities of a True Friend, Matematik: Üslü İfadelerle İlgili Temel Kuralları Anlar, Birbirine Denk İfadeler Oluşturur., Matematik: Verilen İki Doğal Sayının Aralarında Asal Olup Olmadığını Belirler., Matematik: Tam Sayıların, Tam Sayı Kuvvetlerini Hesaplar.</w:t>
+        <w:t>Türkçe: Düşünceyi Geliştirme Yolları, Din Kültürü: Kaza Ve Kader, Din Kültürü: Kaderle İlgili Kavramlar, İngilizce: Teklif Yapma, Kabul Etme, Özür Dileme, İngilizce: Frıendshıp, İngilizce: The Internet, İngilizce: Tercihleri İfade Etme, İngilizce: Soru Cümlesi, Fen Bilimleri: DNA ve Genetik Kod</w:t>
       </w:r>
     </w:p>
     <w:p>
@@ -1576,7 +2758,7 @@
         <w:rPr>
           <w:sz w:val="16"/>
         </w:rPr>
-        <w:t>Din Kültürü: 3. Kaderle İlgili Kavramlar (%33), Matematik: İki Doğal Sayının En Büyük Ortak Bölenini (Ebob) ve En Küçük Ortak Katını (Ekok) Hesaplar, İlgili Problemleri Çözer. (%29)</w:t>
+        <w:t>Türkçe: Fiilimsilerin İşlevi (%33), Din Kültürü: İnsanın Özgürlüğü Ve Sorumluluğu (%33), Matematik: Çarpanlar ve Katlar (%29), Matematik: Ebob-Ekok Problemleri (%25), Matematik: Üslü İfadeler (%33), Fen Bilimleri: DNA ve Yapısı (%33)</w:t>
       </w:r>
     </w:p>
     <w:p>
@@ -1596,7 +2778,7 @@
           <w:color w:val="0E6655"/>
           <w:sz w:val="16"/>
         </w:rPr>
-        <w:t>14 adet kazanımda %100 tam başarı sağlandı.</w:t>
+        <w:t>12 adet kazanımda %100 tam başarı sağlandı.</w:t>
       </w:r>
     </w:p>
     <w:p>
@@ -1609,7 +2791,7 @@
           <w:color w:val="1F497D"/>
           <w:sz w:val="18"/>
         </w:rPr>
-        <w:t>2. TÜM DERSLER İÇİN KİŞİSELLEŞTİRİLMİŞ BRANŞ GELİŞİM REÇETELERİ</w:t>
+        <w:t>3. TÜM DERSLER İÇİN KİŞİSELLEŞTİRİLMİŞ BRANŞ GELİŞİM REÇETELERİ</w:t>
       </w:r>
     </w:p>
     <w:tbl>
@@ -1659,7 +2841,7 @@
                 <w:color w:val="3C3C3C"/>
                 <w:sz w:val="15"/>
               </w:rPr>
-              <w:t>[Net: 10.67 | D: 13 | Y: 7 | B: 0 | Başarı: %53.3]</w:t>
+              <w:t>[Net: 12.00 | D: 14 | Y: 6 | B: 0 | Başarı: %60.0]</w:t>
             </w:r>
           </w:p>
         </w:tc>
@@ -1691,7 +2873,26 @@
               <w:rPr>
                 <w:sz w:val="15"/>
               </w:rPr>
-              <w:t>Mevsimlerin Oluşumu: %57.1 | İklim ve Hava Hareketleri: %83.3</w:t>
+              <w:t>Mevsimlerin Oluşumu: %80.0 | DNA ve Genetik Kod: %0.0 | İklim ve Hava Olayları: %80.0 | DNA ve Yapısı: %33.3 | DNA'nı Eşlenmesi: %100.0</w:t>
+            </w:r>
+          </w:p>
+          <w:p>
+            <w:pPr>
+              <w:spacing w:after="20"/>
+            </w:pPr>
+            <w:r>
+              <w:rPr>
+                <w:b/>
+                <w:color w:val="B41414"/>
+                <w:sz w:val="15"/>
+              </w:rPr>
+              <w:t xml:space="preserve">🔴 Sıfır Çekilen Kazanımlar (%0): </w:t>
+            </w:r>
+            <w:r>
+              <w:rPr>
+                <w:sz w:val="15"/>
+              </w:rPr>
+              <w:t>DNA ve Genetik Kod</w:t>
             </w:r>
           </w:p>
           <w:p>
@@ -1710,7 +2911,7 @@
               <w:rPr>
                 <w:sz w:val="15"/>
               </w:rPr>
-              <w:t>Mevsimlerin Oluşumu (%57), İklim ve Hava Hareketleri (%83)</w:t>
+              <w:t>Mevsimlerin Oluşumu (%80), İklim ve Hava Olayları (%80), DNA ve Yapısı (%33)</w:t>
             </w:r>
           </w:p>
           <w:p>
@@ -1729,7 +2930,7 @@
               <w:rPr>
                 <w:sz w:val="15"/>
               </w:rPr>
-              <w:t>Fen Bilimleri netin: 10.67 (13 Doğru, 7 Yanlış, 0 Boş). Sağlam bir altyapın var ancak 7 yanlış netini aşağı çekmiş. Özellikle 'Mevsimlerin Oluşumu' konusundaki (%57) 21 Haziran/21 Aralık gün dönümleri ve birim alana düşen enerji miktarı şemalarını 3D simülasyonla tekrar etmelisin. Deney sorularında bağımsız değişkeni kenara yaz; haftalık 45 fen sorusu çöz.</w:t>
+              <w:t>Fen Bilimleri netin: 12.00 (14 Doğru, 6 Yanlış, 0 Boş). Sağlam bir altyapın var ancak 6 yanlış netini aşağı çekmiş. Deney sorularında bağımsız değişkeni kenara yaz; haftalık 45 fen sorusu çöz.</w:t>
             </w:r>
           </w:p>
           <w:p>
@@ -1813,7 +3014,7 @@
                 <w:color w:val="3C3C3C"/>
                 <w:sz w:val="15"/>
               </w:rPr>
-              <w:t>[Net: 1.33 | D: 4 | Y: 8 | B: 8 | Başarı: %6.7]</w:t>
+              <w:t>[Net: 5.33 | D: 6 | Y: 2 | B: 12 | Başarı: %26.7]</w:t>
             </w:r>
           </w:p>
         </w:tc>
@@ -1845,26 +3046,7 @@
               <w:rPr>
                 <w:sz w:val="15"/>
               </w:rPr>
-              <w:t>Çarpanlar ve Katlar / Asal Çarpanlar: %50 | EBOB-EKOK Problemleri: %29 | Üslü İfadeler Temel Kuralları: %0 | Aralarında Asal Sayılar: %0 | Tam Sayı Kuvvetleri (Negatif Üs): %0</w:t>
-            </w:r>
-          </w:p>
-          <w:p>
-            <w:pPr>
-              <w:spacing w:after="20"/>
-            </w:pPr>
-            <w:r>
-              <w:rPr>
-                <w:b/>
-                <w:color w:val="B41414"/>
-                <w:sz w:val="15"/>
-              </w:rPr>
-              <w:t xml:space="preserve">🔴 Sıfır Çekilen Kazanımlar (%0): </w:t>
-            </w:r>
-            <w:r>
-              <w:rPr>
-                <w:sz w:val="15"/>
-              </w:rPr>
-              <w:t>Üslü İfadeler Temel Kuralları, Aralarında Asal Sayılar, Tam Sayı Kuvvetleri (Negatif Üs)</w:t>
+              <w:t>Çarpanlar ve Katlar: %29 | Ebob-Ekok Problemleri: %25 | Üslü İfadeler: %33</w:t>
             </w:r>
           </w:p>
           <w:p>
@@ -1883,7 +3065,7 @@
               <w:rPr>
                 <w:sz w:val="15"/>
               </w:rPr>
-              <w:t>Çarpanlar ve Katlar / Asal Çarpanlar (%50), EBOB-EKOK Problemleri (%29)</w:t>
+              <w:t>Çarpanlar ve Katlar (%29), Ebob-Ekok Problemleri (%25), Üslü İfadeler (%33)</w:t>
             </w:r>
           </w:p>
           <w:p>
@@ -1902,7 +3084,7 @@
               <w:rPr>
                 <w:sz w:val="15"/>
               </w:rPr>
-              <w:t xml:space="preserve">Matematik netin: 1.33 (4 Doğru, 8 Yanlış, 8 Boş). Matematik dersi LGS başarında en kritik sıçrama alanındır (1.33 Net, 8 Yanlış). Stratejik Kural: Bilmediğin soruyu boş bırakmak 0.33 net kazandırır; rastgele tahmin yapmayı derhal bırak! Öncelikle [Üslü İfadeler Temel Kuralları, Aralarında Asal Sayılar] konularındaki temel kazanım kavrama testlerini çöz. </w:t>
+              <w:t xml:space="preserve">Matematik netin: 5.33 (6 Doğru, 2 Yanlış, 12 Boş). Matematik dersi LGS başarında en kritik sıçrama alanındır (5.33 Net, 2 Yanlış). Öncelikle [Çarpanlar ve Katlar, Ebob-Ekok Problemleri] konularındaki temel kazanım kavrama testlerini çöz. </w:t>
             </w:r>
           </w:p>
           <w:p>
@@ -1986,7 +3168,7 @@
                 <w:color w:val="3C3C3C"/>
                 <w:sz w:val="15"/>
               </w:rPr>
-              <w:t>[Net: 8.00 | D: 11 | Y: 9 | B: 0 | Başarı: %40.0]</w:t>
+              <w:t>[Net: 14.67 | D: 16 | Y: 4 | B: 0 | Başarı: %73.4]</w:t>
             </w:r>
           </w:p>
         </w:tc>
@@ -2018,7 +3200,7 @@
               <w:rPr>
                 <w:sz w:val="15"/>
               </w:rPr>
-              <w:t>8/16 Tam Başarı | Gelişim Alanları: Cümle Yorumlama-Örtülü Anlam: %50 | Öznel ve Nesnel Anlatımlı Cümleler: %0 | Görsel Yorumlama: %0 | FİİLİMSİLER: %0</w:t>
+              <w:t>8/16 Tam Başarı | Gelişim Alanları: Sözcükte Anlam: %75 | Düşünceyi Geliştirme Yolları: %0 | Fiilimsilerin İşlevi: %33</w:t>
             </w:r>
           </w:p>
           <w:p>
@@ -2037,7 +3219,7 @@
               <w:rPr>
                 <w:sz w:val="15"/>
               </w:rPr>
-              <w:t>Öznel ve Nesnel Anlatımlı Cümleler, Görsel Yorumlama, FİİLİMSİLER, Sebep-Sonuç, Amaç-Sonuç Cümleleri, Soru-Cevap, Büyük Harflerin Kullanıldığı Yerler, Nokta, Virgül, Noktalı Virgül</w:t>
+              <w:t>Düşünceyi Geliştirme Yolları</w:t>
             </w:r>
           </w:p>
           <w:p>
@@ -2056,7 +3238,7 @@
               <w:rPr>
                 <w:sz w:val="15"/>
               </w:rPr>
-              <w:t>Cümle Yorumlama-Örtülü Anlam (%50)</w:t>
+              <w:t>Sözcükte Anlam (%75), Fiilimsilerin İşlevi (%33)</w:t>
             </w:r>
           </w:p>
           <w:p>
@@ -2075,7 +3257,7 @@
               <w:rPr>
                 <w:sz w:val="15"/>
               </w:rPr>
-              <w:t>Türkçe branş netin: 8.00 (11 Doğru, 9 Yanlış, 0 Boş). Türkçe branşında 9 yanlış ciddi bir net kaybına yol açmış (8.00 Net). Acilen sıfır çektiğin [Öznel ve Nesnel Anlatımlı Cümleler, Görsel Yorumlama, FİİLİMSİLER] konularını konu fasikülünden çalış. Paragrafı kendi yorumunla değil metindeki kanıtla çöz; günde 20 paragraf + 10 dil bilgisi çöz.</w:t>
+              <w:t>Türkçe branş netin: 14.67 (16 Doğru, 4 Yanlış, 0 Boş). Ortalama üstü bir performans olmakla birlikte 4 yanlış başarı payını törpülemiş. Öncelikli olarak sıfır çektiğin [Düşünceyi Geliştirme Yolları] konularındaki kavram ve kuralları tekrar et. Kısmi kayıp yaşadığın [Sözcükte Anlam (%75), Fiilimsilerin İşlevi (%33)] alanlarında metindeki açık kanıtın altını çizerek çöz. Günde 20 paragraf sorusu çöz; iki şık arasında kaldığında işaretleme yapmayıp boş bırak.</w:t>
             </w:r>
           </w:p>
           <w:p>
@@ -2095,7 +3277,7 @@
                 <w:b/>
                 <w:sz w:val="15"/>
               </w:rPr>
-              <w:t xml:space="preserve">Kanal: Hız Yayınları veya Ebubekir Hoca ile Türkçe | </w:t>
+              <w:t xml:space="preserve">Kanal: Hız Yayınları veya Ebubekir Hoca | </w:t>
             </w:r>
             <w:r>
               <w:rPr>
@@ -2159,7 +3341,7 @@
                 <w:color w:val="3C3C3C"/>
                 <w:sz w:val="15"/>
               </w:rPr>
-              <w:t>[Net: 10.00 | D: 10 | Y: 0 | B: 0 | Başarı: %100.0]</w:t>
+              <w:t>[Net: 9.00 | D: 9 | Y: 0 | B: 1 | Başarı: %90.0]</w:t>
             </w:r>
           </w:p>
         </w:tc>
@@ -2191,7 +3373,26 @@
               <w:rPr>
                 <w:sz w:val="15"/>
               </w:rPr>
-              <w:t>Mustafa Kemal'in Öğrenim Hayatı: %100 | Uyanan Avrupa ve Sarsılan Osmanlı: %100 | Mustafa Kemal'in Fikir Hayatını Etkileyen Olaylar: %100 | Mustafa Kemal'in Askerlik Hayatı: %100</w:t>
+              <w:t>20. Yüzyıl Başlarında Osmanlı: %67 | M. Kemal'in Fikir Hayatını Etkileyen Olay ve Kişiler: %100 | M. Kemal'in Çocukluk Dönemi ve Öğrenim Hayatı: %100 | M. Kemal'İn Askerlik Hayatı: %100</w:t>
+            </w:r>
+          </w:p>
+          <w:p>
+            <w:pPr>
+              <w:spacing w:after="20"/>
+            </w:pPr>
+            <w:r>
+              <w:rPr>
+                <w:b/>
+                <w:color w:val="B46400"/>
+                <w:sz w:val="15"/>
+              </w:rPr>
+              <w:t xml:space="preserve">🟡 Pekiştirilecek Kazanımlar (&lt;%100): </w:t>
+            </w:r>
+            <w:r>
+              <w:rPr>
+                <w:sz w:val="15"/>
+              </w:rPr>
+              <w:t>20. Yüzyıl Başlarında Osmanlı (%67)</w:t>
             </w:r>
           </w:p>
           <w:p>
@@ -2210,7 +3411,7 @@
               <w:rPr>
                 <w:sz w:val="15"/>
               </w:rPr>
-              <w:t>İnkılap Tarihi netin: 10.00 (10 Doğru, 0 Yanlış, 0 Boş). Tarihsel kronoloji ve neden-sonuç analiz kabiliyetin çok güçlü. 4 kazanımın tamamında %100 tam başarı sağladın. Haftalık 15 soruyla aralıklı tekrar yap.</w:t>
+              <w:t>İnkılap Tarihi netin: 9.00 (9 Doğru, 0 Yanlış, 1 Boş). Tarihsel kronoloji ve neden-sonuç analiz kabiliyetin çok güçlü. Tek net kaybının yaşandığı '20. Yüzyıl Başlarında Osmanlı' konusundaki kavram haritasını inceleyerek 10'da 10 full hedefini sürdür.</w:t>
             </w:r>
           </w:p>
           <w:p>
@@ -2230,7 +3431,7 @@
                 <w:b/>
                 <w:sz w:val="15"/>
               </w:rPr>
-              <w:t xml:space="preserve">Kanal: Buğra Hoca Sosyal Bilgiler Dersliği | </w:t>
+              <w:t xml:space="preserve">Kanal: Buğra Hoca – Sosyal Bilgiler Dersliği | </w:t>
             </w:r>
             <w:r>
               <w:rPr>
@@ -2294,7 +3495,7 @@
                 <w:color w:val="3C3C3C"/>
                 <w:sz w:val="15"/>
               </w:rPr>
-              <w:t>[Net: -2.00 | D: 1 | Y: 9 | B: 0 | Başarı: %0.0]</w:t>
+              <w:t>[Net: 0.67 | D: 1 | Y: 1 | B: 8 | Başarı: %6.7]</w:t>
             </w:r>
           </w:p>
         </w:tc>
@@ -2326,7 +3527,7 @@
               <w:rPr>
                 <w:sz w:val="15"/>
               </w:rPr>
-              <w:t>Kader ve Kaza İnancı: %0 | İnsanın İradesi ve Kader: %0 | Kader Kavramları (Ömür, Ecel, Rızık, Tevekkül): %33 | Ayet el-Kürsi ve Anlamı: %0 | Hz. Musa (A.S.) ve Mücadelesi: %0</w:t>
+              <w:t>Kaza Ve Kader: %0 | İnsanın Özgürlüğü Ve Sorumluluğu: %33 | Kaderle İlgili Kavramlar: %0</w:t>
             </w:r>
           </w:p>
           <w:p>
@@ -2345,7 +3546,7 @@
               <w:rPr>
                 <w:sz w:val="15"/>
               </w:rPr>
-              <w:t>Kader ve Kaza İnancı, İnsanın İradesi ve Kader, Ayet el-Kürsi ve Anlamı, Hz. Musa (A.S.) ve Mücadelesi</w:t>
+              <w:t>Kaza Ve Kader, Kaderle İlgili Kavramlar</w:t>
             </w:r>
           </w:p>
           <w:p>
@@ -2364,7 +3565,7 @@
               <w:rPr>
                 <w:sz w:val="15"/>
               </w:rPr>
-              <w:t>Kader Kavramları (Ömür, Ecel, Rızık, Tevekkül) (%33)</w:t>
+              <w:t>İnsanın Özgürlüğü Ve Sorumluluğu (%33)</w:t>
             </w:r>
           </w:p>
           <w:p>
@@ -2383,7 +3584,7 @@
               <w:rPr>
                 <w:sz w:val="15"/>
               </w:rPr>
-              <w:t>Din Kültürü netin: -2.00 (1 Doğru, 9 Yanlış, 0 Boş). Din Kültürü netin (-2.00) potansiyelinin altında. Sıfır çektiğin [Kader ve Kaza İnancı, İnsanın İradesi ve Kader, Ayet el-Kürsi ve Anlamı, Hz. Musa (A.S.) ve Mücadelesi] konusunu mutlaka tekrar et. Kavram karmaşası yaşanan [Kader Kavramları (Ömür, Ecel, Rızık, Tevekkül) (%33)] alanlarına odaklan. Ömür, ecel, rızık, tevekkül, cüzi/külli irade kavramlarını sözlük kartlarına yazıp ezberle. Ayet-el Kürsi ana fikrine ve yasalara çalış.</w:t>
+              <w:t>Din Kültürü netin: 0.67 (1 Doğru, 1 Yanlış, 8 Boş). Din Kültürü netin (0.67) potansiyelinin altında. Sıfır çektiğin [Kaza Ve Kader, Kaderle İlgili Kavramlar] konusunu mutlaka tekrar et. Kavram karmaşası yaşanan [İnsanın Özgürlüğü Ve Sorumluluğu (%33)] alanlarına odaklan. Ömür, ecel, rızık, tevekkül, cüzi/külli irade kavramlarını sözlük kartlarına yazıp ezberle. Ayet-el Kürsi ana fikrine ve yasalara çalış.</w:t>
             </w:r>
           </w:p>
           <w:p>
@@ -2467,7 +3668,7 @@
                 <w:color w:val="3C3C3C"/>
                 <w:sz w:val="15"/>
               </w:rPr>
-              <w:t>[Net: -0.67 | D: 2 | Y: 8 | B: 0 | Başarı: %0.0]</w:t>
+              <w:t>[Net: 1.00 | D: 1 | Y: 0 | B: 9 | Başarı: %10.0]</w:t>
             </w:r>
           </w:p>
         </w:tc>
@@ -2499,7 +3700,7 @@
               <w:rPr>
                 <w:sz w:val="15"/>
               </w:rPr>
-              <w:t>Davet Kartları / Mektupları (Invitation): %0 | Daveti Kabul &amp; Reddetme Kalıpları: %0 | Basit Sorular Sorma (Simple Inquiries): %0 | Friendship Okuduğunu Anlama: %100 | Kişisel Özellikler / Sıfatlar (Qualities): %0 | Mazeret Bildirme ve Özür Dileme: %100</w:t>
+              <w:t>Teklif Yapma, Kabul Etme, Özür Dileme: %0 | Frıendshıp: %0 | The Internet: %0 | Tercihleri İfade Etme: %0 | Soru Cümlesi: %0</w:t>
             </w:r>
           </w:p>
           <w:p>
@@ -2518,7 +3719,7 @@
               <w:rPr>
                 <w:sz w:val="15"/>
               </w:rPr>
-              <w:t>Davet Kartları / Mektupları (Invitation), Daveti Kabul &amp; Reddetme Kalıpları, Basit Sorular Sorma (Simple Inquiries), Kişisel Özellikler / Sıfatlar (Qualities)</w:t>
+              <w:t>Teklif Yapma, Kabul Etme, Özür Dileme, Frıendshıp, The Internet, Tercihleri İfade Etme, Soru Cümlesi</w:t>
             </w:r>
           </w:p>
           <w:p>
@@ -2537,7 +3738,7 @@
               <w:rPr>
                 <w:sz w:val="15"/>
               </w:rPr>
-              <w:t>İngilizce branş netin: -0.67 (2 Doğru, 8 Yanlış, 0 Boş). İngilizce branşında -0.67 net ile hedefin gerisinde kalındı. Sıfır çektiğin [Davet Kartları / Mektupları (Invitation), Daveti Kabul &amp; Reddetme Kalıpları, Basit Sorular Sorma (Simple Inquiries), Kişisel Özellikler / Sıfatlar (Qualities)] soru kalıplarını tekrar et. Davet etme (Would you like...), kabul/ret ve mazeret kalıplarını ve Friendship sıfatlarını her gün 5 kelime kartıyla çalış. Rastgele işaretleme yapma.</w:t>
+              <w:t>İngilizce branş netin: 1.00 (1 Doğru, 0 Yanlış, 9 Boş). İngilizce branşında 1.00 net ile hedefin gerisinde kalındı. Sıfır çektiğin [Teklif Yapma, Kabul Etme, Özür Dileme, Frıendshıp, The Internet, Tercihleri İfade Etme, Soru Cümlesi] soru kalıplarını tekrar et. Davet etme (Would you like...), kabul/ret ve mazeret kalıplarını ve Friendship sıfatlarını her gün 5 kelime kartıyla çalış. Rastgele işaretleme yapma.</w:t>
             </w:r>
           </w:p>
           <w:p>
@@ -2584,7 +3785,7 @@
           <w:color w:val="006666"/>
           <w:sz w:val="18"/>
         </w:rPr>
-        <w:t>3. KİŞİSELLEŞTİRİLMİŞ HEDEFLER VE EYLEM TAKVİMİ</w:t>
+        <w:t>4. KİŞİSELLEŞTİRİLMİŞ HEDEFLER VE EYLEM TAKVİMİ</w:t>
       </w:r>
     </w:p>
     <w:p>
@@ -2603,7 +3804,7 @@
         <w:rPr>
           <w:sz w:val="16"/>
         </w:rPr>
-        <w:t>31.83 Net (İlk hedefli konu tekrarları ve ödev kontrolü sonrası)</w:t>
+        <w:t>46.67 Net (İlk hedefli konu tekrarları ve ödev kontrolü sonrası)</w:t>
       </w:r>
     </w:p>
     <w:p>
@@ -2622,7 +3823,7 @@
         <w:rPr>
           <w:sz w:val="16"/>
         </w:rPr>
-        <w:t>36.33 Net (Ölçülebilir bir sonraki resmi deneme sınavı hedefi)</w:t>
+        <w:t>50.67 Net (Ölçülebilir bir sonraki resmi deneme sınavı hedefi)</w:t>
       </w:r>
     </w:p>
     <w:p>
@@ -2641,7 +3842,7 @@
         <w:rPr>
           <w:sz w:val="16"/>
         </w:rPr>
-        <w:t>Haftalık 280 soru çözümü + Yanlış Defteri (Hata Analizi) tutulması ve kontrolü.</w:t>
+        <w:t>Haftalık 350 soru çözümü + Yanlış Defteri (Hata Analizi) tutulması ve kontrolü.</w:t>
       </w:r>
     </w:p>
     <w:p>
@@ -2660,7 +3861,7 @@
         <w:rPr>
           <w:sz w:val="16"/>
         </w:rPr>
-        <w:t>Kontrolsüz tahmini durdurma, iki şık arasında kalınca boş bırakma.</w:t>
+        <w:t>Matematik temel/orta seviye problem çözümü + Türkçe paragraf.</w:t>
       </w:r>
     </w:p>
     <w:p>
